--- a/WAIC2026-北外滩双夜方案/WAIC2026北外滩双夜活动整合方案.docx
+++ b/WAIC2026-北外滩双夜方案/WAIC2026北外滩双夜活动整合方案.docx
@@ -8,7 +8,7 @@
         <w:jc w:val="center"/>
       </w:pPr>
       <w:r>
-        <w:t>「AI × 城市未来 · 北外滩之夜」双夜活动整合方案</w:t>
+        <w:t>「WAIC UP! 北外滩之夜」双夜活动整合方案</w:t>
       </w:r>
     </w:p>
     <w:p>
@@ -42,7 +42,16 @@
         <w:t>一个连办两晚的系列活动</w:t>
       </w:r>
       <w:r>
-        <w:t>，并结合本次真实的主办方、场地与资源做了重新定位。</w:t>
+        <w:t>。主题与定调</w:t>
+      </w:r>
+      <w:r>
+        <w:rPr>
+          <w:b/>
+        </w:rPr>
+        <w:t>完全以世界人工智能大会（WAIC）为准</w:t>
+      </w:r>
+      <w:r>
+        <w:t>，全部内容围绕人工智能本身展开。</w:t>
       </w:r>
     </w:p>
     <w:p>
@@ -53,7 +62,7 @@
         <w:t>核心思路</w:t>
       </w:r>
       <w:r>
-        <w:t>：借势白天的世界人工智能大会（WAIC），把"看完展还想接着聊"的人接到</w:t>
+        <w:t>：借势白天的 WAIC，把"看完展还想接着聊"的人接到</w:t>
       </w:r>
       <w:r>
         <w:rPr>
@@ -71,30 +80,58 @@
         <w:t>两个差异化的夜晚</w:t>
       </w:r>
       <w:r>
-        <w:t>——一晚偏"产业与社交"（杨浦区科技企业联合会主导），一晚偏"城市人居与学术深谈"（复旦大学住房政策研究中心主导），形成"先破圈、后深聊"的完整闭环。</w:t>
+        <w:t>完成一组递进——</w:t>
+      </w:r>
+    </w:p>
+    <w:p>
+      <w:pPr>
+        <w:pStyle w:val="ListBullet"/>
+      </w:pPr>
+      <w:r>
+        <w:rPr>
+          <w:b/>
+        </w:rPr>
+        <w:t>7 月 17 日晚</w:t>
+      </w:r>
+      <w:r>
+        <w:t>：「AI Builders Night · 建造者之夜」——社交暖身型，问的是「你今年在造什么？」（What are you building this year?）</w:t>
+      </w:r>
+    </w:p>
+    <w:p>
+      <w:pPr>
+        <w:pStyle w:val="ListBullet"/>
+      </w:pPr>
+      <w:r>
+        <w:rPr>
+          <w:b/>
+        </w:rPr>
+        <w:t>7 月 18 日晚</w:t>
+      </w:r>
+      <w:r>
+        <w:t>：「通往 AGI 之夜」——深度思辨型，问的是「AI 的下一步会发生什么？」</w:t>
       </w:r>
     </w:p>
     <w:p>
       <w:r>
-        <w:t>同时刻意与官方 WAIC 夜场（创作/内容、开发者社区、全球游牧者、产品测评、音综）</w:t>
+        <w:t>形成"先破冰、后深聊"的完整两晚闭环，同时与官方 WAIC 夜场（创作 / 内容、开发者社区、全球游牧者、产品测评、青少年音综）</w:t>
       </w:r>
       <w:r>
         <w:rPr>
           <w:b/>
         </w:rPr>
-        <w:t>主题错位</w:t>
+        <w:t>议题错位</w:t>
       </w:r>
       <w:r>
-        <w:t>，抢占尚无人重度占据的独特赛道——</w:t>
+        <w:t>，切入官方尚未重度占据的角度：</w:t>
       </w:r>
       <w:r>
         <w:rPr>
           <w:b/>
         </w:rPr>
-        <w:t>「AI × 城市 / 空间 / 人居 / 产业落地」</w:t>
+        <w:t>AI 产业落地 × AGI 前沿思辨（模型下一步、智能体、AI for Science、安全与治理）</w:t>
       </w:r>
       <w:r>
-        <w:t>，这正是两家主办方的天然优势所在。</w:t>
+        <w:t>。</w:t>
       </w:r>
     </w:p>
     <w:p>
@@ -172,7 +209,7 @@
           <w:p>
             <w:r/>
             <w:r>
-              <w:t>「AI × 城市未来 · 北外滩之夜」（WAIC 2026 Side Events）</w:t>
+              <w:t>「WAIC UP! 北外滩之夜」（WAIC 2026 Side Events · DAY &amp; NIGHT 系列风格）</w:t>
             </w:r>
           </w:p>
         </w:tc>
@@ -268,7 +305,7 @@
           <w:p>
             <w:r/>
             <w:r>
-              <w:t>WAIC 白天看展、晚上到北外滩"把 AI 谈进产业与城市"</w:t>
+              <w:t>白天在展馆理解模型，晚上到北外滩追问 AI 的下一步</w:t>
             </w:r>
           </w:p>
         </w:tc>
@@ -292,7 +329,7 @@
           <w:p>
             <w:r/>
             <w:r>
-              <w:t>AI × 产业落地 / 城市空间 / 人居未来（与官方夜场错位）</w:t>
+              <w:t>Day1：AI 产业落地与建造者社交；Day2：AGI 前沿思辨（与官方创作 / 开发者 / 测评夜场错位）</w:t>
             </w:r>
           </w:p>
         </w:tc>
@@ -375,7 +412,7 @@
               <w:rPr>
                 <w:b/>
               </w:rPr>
-              <w:t>7 月 17 日 Day 1 · AI 产业创造者之夜</w:t>
+              <w:t>7 月 17 日 Day 1 · AI Builders Night 建造者之夜</w:t>
             </w:r>
           </w:p>
         </w:tc>
@@ -393,7 +430,7 @@
               <w:rPr>
                 <w:b/>
               </w:rPr>
-              <w:t>7 月 18 日 Day 2 · AI 人居未来之夜</w:t>
+              <w:t>7 月 18 日 Day 2 · 通往 AGI 之夜</w:t>
             </w:r>
           </w:p>
         </w:tc>
@@ -417,7 +454,7 @@
           <w:p>
             <w:r/>
             <w:r>
-              <w:t>暖身 · 社交 · 产业连接（横向、广）</w:t>
+              <w:t>暖身 · 社交 · 建造者连接（横向、广）</w:t>
             </w:r>
           </w:p>
         </w:tc>
@@ -428,7 +465,7 @@
           <w:p>
             <w:r/>
             <w:r>
-              <w:t>深度 · 学术 · 城市人居（纵向、专）</w:t>
+              <w:t>深度 · 思辨 · AI 前沿（纵向、专）</w:t>
             </w:r>
           </w:p>
         </w:tc>
@@ -463,7 +500,7 @@
           <w:p>
             <w:r/>
             <w:r>
-              <w:t>复旦大学住房政策研究中心主导</w:t>
+              <w:t>复旦大学（学术资源）主导</w:t>
             </w:r>
           </w:p>
         </w:tc>
@@ -476,7 +513,7 @@
           <w:p>
             <w:r/>
             <w:r>
-              <w:t>核心主题</w:t>
+              <w:t>核心一问</w:t>
             </w:r>
           </w:p>
         </w:tc>
@@ -487,7 +524,7 @@
           <w:p>
             <w:r/>
             <w:r>
-              <w:t>AI 落进产业与城市：「你今年在造什么？」</w:t>
+              <w:t>「你今年在造什么？」</w:t>
             </w:r>
           </w:p>
         </w:tc>
@@ -498,7 +535,42 @@
           <w:p>
             <w:r/>
             <w:r>
-              <w:t>AI 如何重塑城市、空间与人的居住？</w:t>
+              <w:t>「AI 的下一步会发生什么？」</w:t>
+            </w:r>
+          </w:p>
+        </w:tc>
+      </w:tr>
+      <w:tr>
+        <w:tc>
+          <w:tcPr>
+            <w:tcW w:type="dxa" w:w="2880"/>
+          </w:tcPr>
+          <w:p>
+            <w:r/>
+            <w:r>
+              <w:t>核心议题</w:t>
+            </w:r>
+          </w:p>
+        </w:tc>
+        <w:tc>
+          <w:tcPr>
+            <w:tcW w:type="dxa" w:w="2880"/>
+          </w:tcPr>
+          <w:p>
+            <w:r/>
+            <w:r>
+              <w:t>AI 产品、创业、出海、开源、投融资</w:t>
+            </w:r>
+          </w:p>
+        </w:tc>
+        <w:tc>
+          <w:tcPr>
+            <w:tcW w:type="dxa" w:w="2880"/>
+          </w:tcPr>
+          <w:p>
+            <w:r/>
+            <w:r>
+              <w:t>大模型下一步、智能体、AI for Science、安全对齐与治理</w:t>
             </w:r>
           </w:p>
         </w:tc>
@@ -557,7 +629,7 @@
           <w:p>
             <w:r/>
             <w:r>
-              <w:t>创业者 / 科技企业 / 开发者 / 投资人</w:t>
+              <w:t>创业者 / 开发者 / 产品经理 / 投资人</w:t>
             </w:r>
           </w:p>
         </w:tc>
@@ -568,7 +640,7 @@
           <w:p>
             <w:r/>
             <w:r>
-              <w:t>学者 / 政策 / 城市与地产 / AI 产业领袖</w:t>
+              <w:t>学者 / 研究员 / AI 企业领袖 / 深度从业者</w:t>
             </w:r>
           </w:p>
         </w:tc>
@@ -662,7 +734,7 @@
           <w:p>
             <w:r/>
             <w:r>
-              <w:t>AI Founders Mixer / WAIC Afterparty</w:t>
+              <w:t>AI Founders Mixer / WAIC Afterparty / AI 创造者之夜</w:t>
             </w:r>
           </w:p>
         </w:tc>
@@ -673,7 +745,7 @@
           <w:p>
             <w:r/>
             <w:r>
-              <w:t>AI 创作者之夜（错位到"人居"而非"创作"）</w:t>
+              <w:t>AI 创作者之夜（同为深谈，议题错位到"AGI 前沿"而非"内容创作"）</w:t>
             </w:r>
           </w:p>
         </w:tc>
@@ -733,7 +805,7 @@
     </w:p>
     <w:p>
       <w:r>
-        <w:t>夜场案例的共同规律是：大会</w:t>
+        <w:t>WAIC 夜场案例的共同规律是：大会</w:t>
       </w:r>
       <w:r>
         <w:rPr>
@@ -751,7 +823,7 @@
         <w:t>第二晚已建立初步关系</w:t>
       </w:r>
       <w:r>
-        <w:t>，适合圆桌、闭门讨论、议题拆解。本方案据此把 17 日做成"社交暖身型"，把认识的人沉淀为 18 日"深度干货型"的参与者，形成两晚闭环。</w:t>
+        <w:t>，适合圆桌、闭门讨论、议题拆解。本方案据此把 17 日做成"社交暖身型"，把认识的人沉淀为 18 日"深度思辨型"的参与者，形成两晚闭环。</w:t>
       </w:r>
     </w:p>
     <w:p>
@@ -759,21 +831,21 @@
         <w:pStyle w:val="Heading2"/>
       </w:pPr>
       <w:r>
-        <w:t>2. 发挥主办方独特优势，抢占错位赛道</w:t>
+        <w:t>2. 与官方夜场议题错位，只做 AI、做透 AI</w:t>
       </w:r>
     </w:p>
     <w:p>
       <w:r>
-        <w:t>官方 WAIC 夜场已占坑：创作 / 内容、开发者社区、全球游牧者、产品测评、青少年音综。本方案避开正面竞争，切入</w:t>
+        <w:t>官方 WAIC 夜场已占坑的议题：创作 / 内容（AI 创作者之夜）、开发者社区（AI 创造者之夜）、全球游牧者（AI Nightfall）、产品测评（Good or Bad）、青少年音综（音创宇宙）。本系列避开正面竞争，选取</w:t>
       </w:r>
       <w:r>
         <w:rPr>
           <w:b/>
         </w:rPr>
-        <w:t>尚未被重度占据</w:t>
+        <w:t>尚未被重度占据、又完全属于 AI 本体</w:t>
       </w:r>
       <w:r>
-        <w:t>的角度：</w:t>
+        <w:t>的两个切入角：</w:t>
       </w:r>
     </w:p>
     <w:tbl>
@@ -802,7 +874,7 @@
               <w:rPr>
                 <w:b/>
               </w:rPr>
-              <w:t>主办方</w:t>
+              <w:t>夜晚</w:t>
             </w:r>
           </w:p>
         </w:tc>
@@ -820,7 +892,7 @@
               <w:rPr>
                 <w:b/>
               </w:rPr>
-              <w:t>独特资源</w:t>
+              <w:t>切入角</w:t>
             </w:r>
           </w:p>
         </w:tc>
@@ -838,7 +910,7 @@
               <w:rPr>
                 <w:b/>
               </w:rPr>
-              <w:t>对应夜晚与角度</w:t>
+              <w:t>与官方的错位</w:t>
             </w:r>
           </w:p>
         </w:tc>
@@ -851,7 +923,7 @@
           <w:p>
             <w:r/>
             <w:r>
-              <w:t>上海市杨浦区科技企业联合会</w:t>
+              <w:t>Day 1（7/17）</w:t>
             </w:r>
           </w:p>
         </w:tc>
@@ -862,7 +934,7 @@
           <w:p>
             <w:r/>
             <w:r>
-              <w:t>大创智、在线新经济生态园、环高校科技企业群、投融资与产业对接网络</w:t>
+              <w:t>AI 产业落地与建造者：「大会上听到的 vs 真实工程与产品现场」「哪些 Demo 能活成真产品」</w:t>
             </w:r>
           </w:p>
         </w:tc>
@@ -873,7 +945,7 @@
           <w:p>
             <w:r/>
             <w:r>
-              <w:t>Day 1：AI 产业落地、企业对接、投资人蹲项目</w:t>
+              <w:t>官方创造者之夜偏开发者社区身份认同，本场偏产业落地、创业与投融资对接</w:t>
             </w:r>
           </w:p>
         </w:tc>
@@ -886,7 +958,7 @@
           <w:p>
             <w:r/>
             <w:r>
-              <w:t>复旦大学住房政策研究中心</w:t>
+              <w:t>Day 2（7/18）</w:t>
             </w:r>
           </w:p>
         </w:tc>
@@ -897,7 +969,7 @@
           <w:p>
             <w:r/>
             <w:r>
-              <w:t>城市与住房政策研究、学术权威、专家与校友网络、跨学科（经济 / 管理 / AI）</w:t>
+              <w:t>AGI 前沿思辨：模型的下一步、智能体元年之后、AI for Science、安全对齐与治理</w:t>
             </w:r>
           </w:p>
         </w:tc>
@@ -908,7 +980,137 @@
           <w:p>
             <w:r/>
             <w:r>
-              <w:t>Day 2：AI × 城市 / 住房 / 空间的学术级深谈</w:t>
+              <w:t>官方创作者之夜谈"AI 与内容创作"，本场谈"AI 本身往哪走"——同为深夜圆桌，完全不同战场</w:t>
+            </w:r>
+          </w:p>
+        </w:tc>
+      </w:tr>
+    </w:tbl>
+    <w:p/>
+    <w:p>
+      <w:pPr>
+        <w:pStyle w:val="Heading2"/>
+      </w:pPr>
+      <w:r>
+        <w:t>3. 发挥主办方与场地优势</w:t>
+      </w:r>
+    </w:p>
+    <w:tbl>
+      <w:tblPr>
+        <w:tblStyle w:val="LightGrid-Accent1"/>
+        <w:tblW w:type="auto" w:w="0"/>
+        <w:tblLook w:firstColumn="1" w:firstRow="1" w:lastColumn="0" w:lastRow="0" w:noHBand="0" w:noVBand="1" w:val="04A0"/>
+      </w:tblPr>
+      <w:tblGrid>
+        <w:gridCol w:w="4320"/>
+        <w:gridCol w:w="4320"/>
+      </w:tblGrid>
+      <w:tr>
+        <w:tc>
+          <w:tcPr>
+            <w:tcW w:type="dxa" w:w="4320"/>
+          </w:tcPr>
+          <w:p>
+            <w:r>
+              <w:rPr>
+                <w:b/>
+              </w:rPr>
+            </w:r>
+            <w:r>
+              <w:rPr>
+                <w:b/>
+              </w:rPr>
+              <w:t>优势来源</w:t>
+            </w:r>
+          </w:p>
+        </w:tc>
+        <w:tc>
+          <w:tcPr>
+            <w:tcW w:type="dxa" w:w="4320"/>
+          </w:tcPr>
+          <w:p>
+            <w:r>
+              <w:rPr>
+                <w:b/>
+              </w:rPr>
+            </w:r>
+            <w:r>
+              <w:rPr>
+                <w:b/>
+              </w:rPr>
+              <w:t>如何兑现</w:t>
+            </w:r>
+          </w:p>
+        </w:tc>
+      </w:tr>
+      <w:tr>
+        <w:tc>
+          <w:tcPr>
+            <w:tcW w:type="dxa" w:w="4320"/>
+          </w:tcPr>
+          <w:p>
+            <w:r/>
+            <w:r>
+              <w:t>上海市杨浦区科技企业联合会</w:t>
+            </w:r>
+          </w:p>
+        </w:tc>
+        <w:tc>
+          <w:tcPr>
+            <w:tcW w:type="dxa" w:w="4320"/>
+          </w:tcPr>
+          <w:p>
+            <w:r/>
+            <w:r>
+              <w:t>大创智、在线新经济生态园、环高校科技企业群、投融资与产业对接网络——支撑 Day 1 的企业、创业者与投资人动员</w:t>
+            </w:r>
+          </w:p>
+        </w:tc>
+      </w:tr>
+      <w:tr>
+        <w:tc>
+          <w:tcPr>
+            <w:tcW w:type="dxa" w:w="4320"/>
+          </w:tcPr>
+          <w:p>
+            <w:r/>
+            <w:r>
+              <w:t>复旦大学</w:t>
+            </w:r>
+          </w:p>
+        </w:tc>
+        <w:tc>
+          <w:tcPr>
+            <w:tcW w:type="dxa" w:w="4320"/>
+          </w:tcPr>
+          <w:p>
+            <w:r/>
+            <w:r>
+              <w:t>顶尖高校学术底蕴：AI 研究力量（计算机 / 大数据 / 类脑智能等方向）、教授与研究员网络、庞大校友圈——支撑 Day 2 的学术圆桌深度与嘉宾稀缺性</w:t>
+            </w:r>
+          </w:p>
+        </w:tc>
+      </w:tr>
+      <w:tr>
+        <w:tc>
+          <w:tcPr>
+            <w:tcW w:type="dxa" w:w="4320"/>
+          </w:tcPr>
+          <w:p>
+            <w:r/>
+            <w:r>
+              <w:t>北外滩一滴水</w:t>
+            </w:r>
+          </w:p>
+        </w:tc>
+        <w:tc>
+          <w:tcPr>
+            <w:tcW w:type="dxa" w:w="4320"/>
+          </w:tcPr>
+          <w:p>
+            <w:r/>
+            <w:r>
+              <w:t>滨江夜景与陆家嘴天际线是社交微醺与深夜思辨的最佳背景，天然区别于会议室与展馆；主厅 + 露台 + 分区可同时支撑"大场社交"与"圆桌 + 学术酒吧"两种形态</w:t>
             </w:r>
           </w:p>
         </w:tc>
@@ -924,66 +1126,7 @@
           <w:i/>
           <w:color w:val="555555"/>
         </w:rPr>
-        <w:t>**错位关键**：官方「创作者之夜」谈的是"AI 与内容创作"，我们 18 日谈的是"AI 与城市、住房、空间、人居"——同为深度对话，却是完全不同的战场，且几乎无人涉足。</w:t>
-      </w:r>
-    </w:p>
-    <w:p>
-      <w:pPr>
-        <w:pStyle w:val="Heading2"/>
-      </w:pPr>
-      <w:r>
-        <w:t>3. 发挥场地优势：北外滩一滴水本身就是"内容"</w:t>
-      </w:r>
-    </w:p>
-    <w:p>
-      <w:pPr>
-        <w:pStyle w:val="ListBullet"/>
-      </w:pPr>
-      <w:r>
-        <w:rPr>
-          <w:b/>
-        </w:rPr>
-        <w:t>滨江夜景</w:t>
-      </w:r>
-      <w:r>
-        <w:t>：黄浦江与陆家嘴天际线，是社交微醺与深度夜谈的最佳背景，天然区别于会议室与展馆。</w:t>
-      </w:r>
-    </w:p>
-    <w:p>
-      <w:pPr>
-        <w:pStyle w:val="ListBullet"/>
-      </w:pPr>
-      <w:r>
-        <w:rPr>
-          <w:b/>
-        </w:rPr>
-        <w:t>城市更新样本</w:t>
-      </w:r>
-      <w:r>
-        <w:t>：北外滩正是上海重点城市更新与未来城区的样板，"AI × 城市人居"主题在此</w:t>
-      </w:r>
-      <w:r>
-        <w:rPr>
-          <w:b/>
-        </w:rPr>
-        <w:t>现场即案例</w:t>
-      </w:r>
-      <w:r>
-        <w:t>，与 18 日议题高度共振。</w:t>
-      </w:r>
-    </w:p>
-    <w:p>
-      <w:pPr>
-        <w:pStyle w:val="ListBullet"/>
-      </w:pPr>
-      <w:r>
-        <w:rPr>
-          <w:b/>
-        </w:rPr>
-        <w:t>空间可塑</w:t>
-      </w:r>
-      <w:r>
-        <w:t>：主厅 + 露台 + 分区可同时支撑"大场社交（17 日）"与"圆桌 + 学术酒吧（18 日）"两种形态。</w:t>
+        <w:t>**组合壁垒**：「产业动员力（杨浦）× 学术定调力（复旦）× 场景气质（北外滩滨江）」，这是官方夜场与其他 Side Events 都不具备的组合。</w:t>
       </w:r>
     </w:p>
     <w:p>
@@ -1109,7 +1252,7 @@
           <w:p>
             <w:r/>
             <w:r>
-              <w:t>白天理解模型与产品，晚上把技术带进"产业落地"（17 日）与"城市人居"（18 日）的具体场景</w:t>
+              <w:t>Day1 把白天看到的 Demo 与发布拉到"真实落地"检验；Day2 把白天的技术发布沉淀为"AI 下一步"的深度追问</w:t>
             </w:r>
           </w:p>
         </w:tc>
@@ -1157,7 +1300,7 @@
           <w:p>
             <w:r/>
             <w:r>
-              <w:t>沿用并改写官方口吻：「用白天理解模型，用晚上追问产业与城市」</w:t>
+              <w:t>沿用并致敬官方口吻：「用白天理解机器和模型，在晚上追问 AI 的下一步」</w:t>
             </w:r>
           </w:p>
         </w:tc>
@@ -1181,7 +1324,7 @@
           <w:p>
             <w:r/>
             <w:r>
-              <w:t>现场设"两晚连票 / 连报"通道，17 日到场者定向邀约 18 日深度场</w:t>
+              <w:t>设"两晚连票 / 连报"通道，17 日到场者定向邀约 18 日深度场</w:t>
             </w:r>
           </w:p>
         </w:tc>
@@ -1193,7 +1336,7 @@
         <w:pStyle w:val="Heading1"/>
       </w:pPr>
       <w:r>
-        <w:t>四、Day 1 详细方案 —— 7 月 17 日晚「AI 产业创造者之夜」</w:t>
+        <w:t>四、Day 1 详细方案 —— 7 月 17 日晚「AI Builders Night · 建造者之夜」</w:t>
       </w:r>
     </w:p>
     <w:p>
@@ -1212,10 +1355,10 @@
         <w:rPr>
           <w:b/>
         </w:rPr>
-        <w:t>主题</w:t>
+        <w:t>核心一问</w:t>
       </w:r>
       <w:r>
-        <w:t>：AI 落进产业与城市——「What are you building this year?（你今年在造什么？）」</w:t>
+        <w:t>：「What are you building this year?（你今年在造什么？）」</w:t>
       </w:r>
     </w:p>
     <w:p>
@@ -1391,7 +1534,7 @@
           <w:p>
             <w:r/>
             <w:r>
-              <w:t>杨浦区科技企业联合会 + 复旦住房政策研究中心 双主办致辞，介绍系列与玩法规则</w:t>
+              <w:t>双主办致辞，介绍系列与玩法规则</w:t>
             </w:r>
           </w:p>
         </w:tc>
@@ -1426,7 +1569,7 @@
           <w:p>
             <w:r/>
             <w:r>
-              <w:t>① AI 产业落地实战；② AI 出海最新观察；③ 爆款 AI 产品拆解；④ 杨浦 / 大创智 AI 生态案例</w:t>
+              <w:t>① AI 产品从 Demo 到 PMF 的实战；② AI 出海最新观察；③ 爆款 AI 应用拆解；④ 开源 / Agent 生态增长经验</w:t>
             </w:r>
           </w:p>
         </w:tc>
@@ -1496,7 +1639,7 @@
           <w:p>
             <w:r/>
             <w:r>
-              <w:t>3–4 位企业与投资嘉宾，现场 Ask Me Anything</w:t>
+              <w:t>3–4 位创业与投资嘉宾，现场 Ask Me Anything</w:t>
             </w:r>
           </w:p>
         </w:tc>
@@ -1531,7 +1674,7 @@
           <w:p>
             <w:r/>
             <w:r>
-              <w:t>无固定座位；设"企业对接区 / 投资人蹲项目区 / 复旦成果转化区"</w:t>
+              <w:t>无固定座位；设"投资人蹲项目区 / 企业对接区 / 招聘与找搭档区"</w:t>
             </w:r>
           </w:p>
         </w:tc>
@@ -1551,7 +1694,7 @@
         <w:pStyle w:val="ListBullet"/>
       </w:pPr>
       <w:r>
-        <w:t>1 位杨浦 / 大创智代表性 AI 企业创始人（产业落地）</w:t>
+        <w:t>1 位 AI 应用 / Agent 方向创业者（产品落地）</w:t>
       </w:r>
     </w:p>
     <w:p>
@@ -1583,7 +1726,7 @@
         <w:pStyle w:val="ListBullet"/>
       </w:pPr>
       <w:r>
-        <w:t>1 位复旦相关 AI 或产业研究学者（连接次日深度场）</w:t>
+        <w:t>1 位大模型 / Infra 方向技术负责人</w:t>
       </w:r>
     </w:p>
     <w:p>
@@ -1633,7 +1776,7 @@
         <w:t>杨浦产业资源对接区</w:t>
       </w:r>
       <w:r>
-        <w:t>：把联合会的企业与政策资源直接接到创业者面前。</w:t>
+        <w:t>：把联合会的企业、园区与投融资资源直接接到建造者面前。</w:t>
       </w:r>
     </w:p>
     <w:p>
@@ -1655,7 +1798,7 @@
         <w:pStyle w:val="Heading1"/>
       </w:pPr>
       <w:r>
-        <w:t>五、Day 2 详细方案 —— 7 月 18 日晚「AI 人居未来之夜」</w:t>
+        <w:t>五、Day 2 详细方案 —— 7 月 18 日晚「通往 AGI 之夜」</w:t>
       </w:r>
     </w:p>
     <w:p>
@@ -1666,7 +1809,7 @@
         <w:t>定位</w:t>
       </w:r>
       <w:r>
-        <w:t>：AI × 城市 / 住房 / 空间的学术级深度夜谈（深度型 + 学术酒吧），由复旦大学住房政策研究中心主导。</w:t>
+        <w:t>：AI 前沿的学术级深夜思辨场（深度型 + 学术酒吧），依托复旦学术资源定调。</w:t>
       </w:r>
     </w:p>
     <w:p>
@@ -1674,10 +1817,10 @@
         <w:rPr>
           <w:b/>
         </w:rPr>
-        <w:t>主题</w:t>
+        <w:t>核心一问</w:t>
       </w:r>
       <w:r>
-        <w:t>：当 AI 进入城市——它将如何重塑我们的空间、住房与居住方式？</w:t>
+        <w:t>：「AI 的下一步会发生什么？」</w:t>
       </w:r>
     </w:p>
     <w:p>
@@ -1818,7 +1961,7 @@
           <w:p>
             <w:r/>
             <w:r>
-              <w:t>滨江晚宴式茶歇；发放"城市之问"话题卡，引导入场即思考</w:t>
+              <w:t>滨江晚宴式茶歇；发放"AGI 之问"话题卡，入场即思考</w:t>
             </w:r>
           </w:p>
         </w:tc>
@@ -1853,7 +1996,7 @@
           <w:p>
             <w:r/>
             <w:r>
-              <w:t>复旦住房政策研究中心主任 / 教授致辞，抛出核心议题</w:t>
+              <w:t>复旦学者致辞定调，抛出核心议题</w:t>
             </w:r>
           </w:p>
         </w:tc>
@@ -1888,7 +2031,7 @@
           <w:p>
             <w:r/>
             <w:r>
-              <w:t>"AI × 城市 / 住房 / 空间"跨界圆桌：学者 + AI 技术 + 城市更新 / 地产 + 政策，站在不同位置展开</w:t>
+              <w:t>「通往 AGI 的路上，我们走到哪了？」——学者 × 大模型企业 × 智能体产品 × 投资人，站在链条不同位置展开</w:t>
             </w:r>
           </w:p>
         </w:tc>
@@ -1923,7 +2066,7 @@
           <w:p>
             <w:r/>
             <w:r>
-              <w:t>3 桌轮换：① AI 与城市治理；② AI 与住房 / 空间；③ AI 与产业和就业，用知识下酒</w:t>
+              <w:t>3 桌轮换：① 模型桌（Scaling 之后：架构、推理、端侧）；② 智能体桌（Agent 元年之后：工作流、评测、商业化）；③ 科学与治理桌（AI for Science、安全对齐、开源与监管），用知识下酒</w:t>
             </w:r>
           </w:p>
         </w:tc>
@@ -1958,7 +2101,7 @@
           <w:p>
             <w:r/>
             <w:r>
-              <w:t>现场提问与辩题投票，无标准答案的开放讨论</w:t>
+              <w:t>现场提问与辩题投票（示例辩题：「通往 AGI，缺的是算力还是想法？」），无标准答案的开放讨论</w:t>
             </w:r>
           </w:p>
         </w:tc>
@@ -1993,7 +2136,7 @@
           <w:p>
             <w:r/>
             <w:r>
-              <w:t>滨江夜景下的深度连接，沉淀 17 日与 18 日的人脉</w:t>
+              <w:t>滨江夜景下的深度连接，沉淀两晚人脉</w:t>
             </w:r>
           </w:p>
         </w:tc>
@@ -2013,7 +2156,7 @@
         <w:pStyle w:val="ListBullet"/>
       </w:pPr>
       <w:r>
-        <w:t>AI 会让城市更宜居，还是加剧空间与住房的不平等？</w:t>
+        <w:t>Scaling Law 之后，大模型的下一步是什么——架构创新、推理范式还是数据壁垒？</w:t>
       </w:r>
     </w:p>
     <w:p>
@@ -2021,7 +2164,7 @@
         <w:pStyle w:val="ListBullet"/>
       </w:pPr>
       <w:r>
-        <w:t>大模型与智能体如何进入城市治理、社区服务与住房政策？</w:t>
+        <w:t>智能体（Agent）元年之后：从 Demo 到可信赖的生产力，还差几步？</w:t>
       </w:r>
     </w:p>
     <w:p>
@@ -2029,7 +2172,7 @@
         <w:pStyle w:val="ListBullet"/>
       </w:pPr>
       <w:r>
-        <w:t>当"数字空间"与"物理空间"融合，未来的居住与办公会怎样？</w:t>
+        <w:t>AI for Science：AI 会先在哪个学科点燃下一次科学革命？</w:t>
       </w:r>
     </w:p>
     <w:p>
@@ -2037,7 +2180,7 @@
         <w:pStyle w:val="ListBullet"/>
       </w:pPr>
       <w:r>
-        <w:t>AI 驱动的产业变迁，如何反过来重塑就业与人口的城市分布？</w:t>
+        <w:t>通往 AGI 的路上，安全、对齐与治理如何跟上能力曲线？</w:t>
       </w:r>
     </w:p>
     <w:p>
@@ -2045,7 +2188,7 @@
         <w:pStyle w:val="Heading2"/>
       </w:pPr>
       <w:r>
-        <w:t>嘉宾方向（跨界，站在链条不同位置）</w:t>
+        <w:t>嘉宾方向（5 位跨界，站在链条不同位置）</w:t>
       </w:r>
     </w:p>
     <w:p>
@@ -2053,7 +2196,7 @@
         <w:pStyle w:val="ListBullet"/>
       </w:pPr>
       <w:r>
-        <w:t>复旦住房政策研究中心学者（主持 / 定调）</w:t>
+        <w:t>复旦 AI 方向学者（主持 / 定调）</w:t>
       </w:r>
     </w:p>
     <w:p>
@@ -2061,7 +2204,7 @@
         <w:pStyle w:val="ListBullet"/>
       </w:pPr>
       <w:r>
-        <w:t>1 位城市规划 / 城市更新专家</w:t>
+        <w:t>1 位大模型公司研究 / 技术负责人</w:t>
       </w:r>
     </w:p>
     <w:p>
@@ -2069,7 +2212,7 @@
         <w:pStyle w:val="ListBullet"/>
       </w:pPr>
       <w:r>
-        <w:t>1 位地产 / 空间科技（PropTech）企业代表</w:t>
+        <w:t>1 位智能体（Agent）产品创始人</w:t>
       </w:r>
     </w:p>
     <w:p>
@@ -2077,7 +2220,7 @@
         <w:pStyle w:val="ListBullet"/>
       </w:pPr>
       <w:r>
-        <w:t>1 位 AI 技术或大模型产品方</w:t>
+        <w:t>1 位 AI for Science 方向研究员</w:t>
       </w:r>
     </w:p>
     <w:p>
@@ -2085,7 +2228,7 @@
         <w:pStyle w:val="ListBullet"/>
       </w:pPr>
       <w:r>
-        <w:t>1 位政策 / 公共治理方向嘉宾</w:t>
+        <w:t>1 位关注 AI 安全 / 治理的学者或投资人</w:t>
       </w:r>
     </w:p>
     <w:p>
@@ -2104,24 +2247,10 @@
         <w:rPr>
           <w:b/>
         </w:rPr>
-        <w:t>复旦学术背书</w:t>
+        <w:t>复旦学术定调</w:t>
       </w:r>
       <w:r>
-        <w:t>：由住房政策研究中心牵头，赋予"城市人居 × AI"话题学术分量与稀缺性。</w:t>
-      </w:r>
-    </w:p>
-    <w:p>
-      <w:pPr>
-        <w:pStyle w:val="ListBullet"/>
-      </w:pPr>
-      <w:r>
-        <w:rPr>
-          <w:b/>
-        </w:rPr>
-        <w:t>现场即案例</w:t>
-      </w:r>
-      <w:r>
-        <w:t>：北外滩本身是城市更新样本，议题与场地互为注解。</w:t>
+        <w:t>：高校学者牵头出题与主持，赋予"AGI 前沿思辨"学术分量与嘉宾稀缺性。</w:t>
       </w:r>
     </w:p>
     <w:p>
@@ -2149,7 +2278,21 @@
         <w:t>跨界同桌</w:t>
       </w:r>
       <w:r>
-        <w:t>：学者 × 技术 × 产业 × 政策被拉到同一张桌上碰撞。</w:t>
+        <w:t>：学者 × 模型企业 × 产品 × 投资被拉到同一张桌上碰撞。</w:t>
+      </w:r>
+    </w:p>
+    <w:p>
+      <w:pPr>
+        <w:pStyle w:val="ListBullet"/>
+      </w:pPr>
+      <w:r>
+        <w:rPr>
+          <w:b/>
+        </w:rPr>
+        <w:t>辩题投票</w:t>
+      </w:r>
+      <w:r>
+        <w:t>：现场亮牌表态，观众即参与者。</w:t>
       </w:r>
     </w:p>
     <w:p>
@@ -2251,7 +2394,7 @@
           <w:p>
             <w:r/>
             <w:r>
-              <w:t>17 日"产业在造什么"→ 18 日"这些产业与技术将如何改变城市与人居"</w:t>
+              <w:t>17 日「大家在造什么」→ 18 日「这些正在造的东西，会把 AI 带向哪里」</w:t>
             </w:r>
           </w:p>
         </w:tc>
@@ -2275,7 +2418,7 @@
           <w:p>
             <w:r/>
             <w:r>
-              <w:t>两晚均由双方共同主办，各自牵头一晚，资源互补（杨浦企业 × 复旦学术）</w:t>
+              <w:t>两晚均由双方共同主办，各自牵头一晚，资源互补（杨浦产业动员 × 复旦学术定调）</w:t>
             </w:r>
           </w:p>
         </w:tc>
@@ -2299,7 +2442,7 @@
           <w:p>
             <w:r/>
             <w:r>
-              <w:t>统一使用「AI × 城市未来 · 北外滩之夜」系列视觉与话术</w:t>
+              <w:t>统一使用「WAIC UP! 北外滩之夜」系列视觉与话术</w:t>
             </w:r>
           </w:p>
         </w:tc>
@@ -2335,185 +2478,7 @@
         <w:pStyle w:val="Heading1"/>
       </w:pPr>
       <w:r>
-        <w:t>七、场地与复旦优势的专项发挥</w:t>
-      </w:r>
-    </w:p>
-    <w:tbl>
-      <w:tblPr>
-        <w:tblStyle w:val="LightGrid-Accent1"/>
-        <w:tblW w:type="auto" w:w="0"/>
-        <w:tblLook w:firstColumn="1" w:firstRow="1" w:lastColumn="0" w:lastRow="0" w:noHBand="0" w:noVBand="1" w:val="04A0"/>
-      </w:tblPr>
-      <w:tblGrid>
-        <w:gridCol w:w="4320"/>
-        <w:gridCol w:w="4320"/>
-      </w:tblGrid>
-      <w:tr>
-        <w:tc>
-          <w:tcPr>
-            <w:tcW w:type="dxa" w:w="4320"/>
-          </w:tcPr>
-          <w:p>
-            <w:r>
-              <w:rPr>
-                <w:b/>
-              </w:rPr>
-            </w:r>
-            <w:r>
-              <w:rPr>
-                <w:b/>
-              </w:rPr>
-              <w:t>优势来源</w:t>
-            </w:r>
-          </w:p>
-        </w:tc>
-        <w:tc>
-          <w:tcPr>
-            <w:tcW w:type="dxa" w:w="4320"/>
-          </w:tcPr>
-          <w:p>
-            <w:r>
-              <w:rPr>
-                <w:b/>
-              </w:rPr>
-            </w:r>
-            <w:r>
-              <w:rPr>
-                <w:b/>
-              </w:rPr>
-              <w:t>如何在活动中兑现</w:t>
-            </w:r>
-          </w:p>
-        </w:tc>
-      </w:tr>
-      <w:tr>
-        <w:tc>
-          <w:tcPr>
-            <w:tcW w:type="dxa" w:w="4320"/>
-          </w:tcPr>
-          <w:p>
-            <w:r/>
-            <w:r>
-              <w:t>北外滩一滴水（场地）</w:t>
-            </w:r>
-          </w:p>
-        </w:tc>
-        <w:tc>
-          <w:tcPr>
-            <w:tcW w:type="dxa" w:w="4320"/>
-          </w:tcPr>
-          <w:p>
-            <w:r/>
-            <w:r>
-              <w:t>以滨江夜景做社交与夜谈背景；主厅 / 露台 / 分区多形态；作为"未来城区"样本呼应人居主题</w:t>
-            </w:r>
-          </w:p>
-        </w:tc>
-      </w:tr>
-      <w:tr>
-        <w:tc>
-          <w:tcPr>
-            <w:tcW w:type="dxa" w:w="4320"/>
-          </w:tcPr>
-          <w:p>
-            <w:r/>
-            <w:r>
-              <w:t>城市更新区位</w:t>
-            </w:r>
-          </w:p>
-        </w:tc>
-        <w:tc>
-          <w:tcPr>
-            <w:tcW w:type="dxa" w:w="4320"/>
-          </w:tcPr>
-          <w:p>
-            <w:r/>
-            <w:r>
-              <w:t>18 日议题以"北外滩城市更新"为现场锚点，实现"议题即在场、案例即窗外"</w:t>
-            </w:r>
-          </w:p>
-        </w:tc>
-      </w:tr>
-      <w:tr>
-        <w:tc>
-          <w:tcPr>
-            <w:tcW w:type="dxa" w:w="4320"/>
-          </w:tcPr>
-          <w:p>
-            <w:r/>
-            <w:r>
-              <w:t>复旦住房政策研究中心</w:t>
-            </w:r>
-          </w:p>
-        </w:tc>
-        <w:tc>
-          <w:tcPr>
-            <w:tcW w:type="dxa" w:w="4320"/>
-          </w:tcPr>
-          <w:p>
-            <w:r/>
-            <w:r>
-              <w:t>提供学术主持、核心议题、专家与校友嘉宾；为系列输出思想沉淀与权威背书</w:t>
-            </w:r>
-          </w:p>
-        </w:tc>
-      </w:tr>
-      <w:tr>
-        <w:tc>
-          <w:tcPr>
-            <w:tcW w:type="dxa" w:w="4320"/>
-          </w:tcPr>
-          <w:p>
-            <w:r/>
-            <w:r>
-              <w:t>杨浦区科技企业联合会</w:t>
-            </w:r>
-          </w:p>
-        </w:tc>
-        <w:tc>
-          <w:tcPr>
-            <w:tcW w:type="dxa" w:w="4320"/>
-          </w:tcPr>
-          <w:p>
-            <w:r/>
-            <w:r>
-              <w:t>提供企业与投融资资源、产业落地案例、开放报名与企业动员能力</w:t>
-            </w:r>
-          </w:p>
-        </w:tc>
-      </w:tr>
-      <w:tr>
-        <w:tc>
-          <w:tcPr>
-            <w:tcW w:type="dxa" w:w="4320"/>
-          </w:tcPr>
-          <w:p>
-            <w:r/>
-            <w:r>
-              <w:t>两者交叉</w:t>
-            </w:r>
-          </w:p>
-        </w:tc>
-        <w:tc>
-          <w:tcPr>
-            <w:tcW w:type="dxa" w:w="4320"/>
-          </w:tcPr>
-          <w:p>
-            <w:r/>
-            <w:r>
-              <w:t>形成"学术定深度 + 产业给落地"的独特组合，是官方夜场不具备的差异化壁垒</w:t>
-            </w:r>
-          </w:p>
-        </w:tc>
-      </w:tr>
-    </w:tbl>
-    <w:p/>
-    <w:p>
-      <w:pPr>
-        <w:pStyle w:val="Heading1"/>
-      </w:pPr>
-      <w:r>
-        <w:t>八、传播、物料与报名</w:t>
+        <w:t>七、传播、物料与报名</w:t>
       </w:r>
     </w:p>
     <w:p>
@@ -2615,7 +2580,7 @@
           <w:p>
             <w:r/>
             <w:r>
-              <w:t>Day1 "What are you building" 入场名牌；Day2 "城市之问"话题卡、辩题投票牌</w:t>
+              <w:t>Day1 "What are you building" 入场名牌；Day2 "AGI 之问"话题卡、辩题投票牌</w:t>
             </w:r>
           </w:p>
         </w:tc>
@@ -2663,7 +2628,7 @@
           <w:p>
             <w:r/>
             <w:r>
-              <w:t>定制笔记本 / AI 名片 / 徽章（可结合复旦与杨浦元素）</w:t>
+              <w:t>定制笔记本 / AI 名片 / 徽章</w:t>
             </w:r>
           </w:p>
         </w:tc>
@@ -2741,7 +2706,7 @@
         <w:t>传播话术</w:t>
       </w:r>
       <w:r>
-        <w:t>：「用白天理解模型，用晚上追问产业与城市」「把 AI 谈进北外滩的夜色里」。</w:t>
+        <w:t>：「用白天理解机器和模型，在晚上追问 AI 的下一步」「把 AI 谈进北外滩的夜色里」。</w:t>
       </w:r>
     </w:p>
     <w:p>
@@ -2763,7 +2728,7 @@
         <w:pStyle w:val="Heading1"/>
       </w:pPr>
       <w:r>
-        <w:t>九、执行 Checklist 与分工建议</w:t>
+        <w:t>八、执行 Checklist 与分工建议</w:t>
       </w:r>
     </w:p>
     <w:p>
@@ -2795,7 +2760,7 @@
         <w:pStyle w:val="ListBullet"/>
       </w:pPr>
       <w:r>
-        <w:t>☐ Day1 邀请 4–6 位跨圈层嘉宾（企业 / 出海 / 开源 / 投资 / 学者）</w:t>
+        <w:t>☐ Day1 邀请 4–6 位跨圈层嘉宾（应用创业 / 出海 / 开源 / 投资 / 模型技术）</w:t>
       </w:r>
     </w:p>
     <w:p>
@@ -2803,7 +2768,7 @@
         <w:pStyle w:val="ListBullet"/>
       </w:pPr>
       <w:r>
-        <w:t>☐ Day2 邀请 5 位跨界圆桌嘉宾（学者 / 城市 / 地产 / AI / 政策）</w:t>
+        <w:t>☐ Day2 邀请 5 位跨界圆桌嘉宾（学者 / 大模型 / 智能体 / AI for Science / 安全治理）</w:t>
       </w:r>
     </w:p>
     <w:p>
@@ -2918,7 +2883,7 @@
           <w:p>
             <w:r/>
             <w:r>
-              <w:t>Day1 产业社交场整体统筹、企业与投资嘉宾、开放报名</w:t>
+              <w:t>Day1 建造者社交场整体统筹、企业与投资嘉宾、开放报名</w:t>
             </w:r>
           </w:p>
         </w:tc>
@@ -2942,7 +2907,7 @@
           <w:p>
             <w:r/>
             <w:r>
-              <w:t>Day2 学术深度场整体统筹、核心议题、学者与政策嘉宾</w:t>
+              <w:t>Day2 AGI 深度场整体统筹、核心议题、学者嘉宾</w:t>
             </w:r>
           </w:p>
         </w:tc>
@@ -2953,7 +2918,7 @@
           <w:p>
             <w:r/>
             <w:r>
-              <w:t>复旦大学住房政策研究中心</w:t>
+              <w:t>复旦大学（学术资源）</w:t>
             </w:r>
           </w:p>
         </w:tc>
@@ -3013,7 +2978,7 @@
         <w:pStyle w:val="Heading1"/>
       </w:pPr>
       <w:r>
-        <w:t>十、附录：命名与文案备选</w:t>
+        <w:t>九、附录：命名与文案备选</w:t>
       </w:r>
     </w:p>
     <w:p>
@@ -3129,7 +3094,7 @@
           <w:p>
             <w:r/>
             <w:r>
-              <w:t>AI × 城市未来 · 北外滩之夜</w:t>
+              <w:t>WAIC UP! 北外滩之夜</w:t>
             </w:r>
           </w:p>
         </w:tc>
@@ -3140,7 +3105,7 @@
           <w:p>
             <w:r/>
             <w:r>
-              <w:t>一滴水 · AI 夜话</w:t>
+              <w:t>一滴水 · AI 之夜</w:t>
             </w:r>
           </w:p>
         </w:tc>
@@ -3151,7 +3116,7 @@
           <w:p>
             <w:r/>
             <w:r>
-              <w:t>WAIC UP! 北外滩之夜</w:t>
+              <w:t>AI Nightfall 北外滩</w:t>
             </w:r>
           </w:p>
         </w:tc>
@@ -3175,7 +3140,7 @@
           <w:p>
             <w:r/>
             <w:r>
-              <w:t>AI 产业创造者之夜</w:t>
+              <w:t>AI Builders Night 建造者之夜</w:t>
             </w:r>
           </w:p>
         </w:tc>
@@ -3186,7 +3151,7 @@
           <w:p>
             <w:r/>
             <w:r>
-              <w:t>北外滩 AI Builders Night</w:t>
+              <w:t>你今年在造什么 · AI 之夜</w:t>
             </w:r>
           </w:p>
         </w:tc>
@@ -3197,7 +3162,7 @@
           <w:p>
             <w:r/>
             <w:r>
-              <w:t>你今年在造什么 · 产业夜</w:t>
+              <w:t>北外滩 AI Mixer</w:t>
             </w:r>
           </w:p>
         </w:tc>
@@ -3221,7 +3186,7 @@
           <w:p>
             <w:r/>
             <w:r>
-              <w:t>AI 人居未来之夜</w:t>
+              <w:t>通往 AGI 之夜</w:t>
             </w:r>
           </w:p>
         </w:tc>
@@ -3232,7 +3197,7 @@
           <w:p>
             <w:r/>
             <w:r>
-              <w:t>AI × City &amp; Living Night</w:t>
+              <w:t>AI 的下一步 · 深夜圆桌</w:t>
             </w:r>
           </w:p>
         </w:tc>
@@ -3243,7 +3208,7 @@
           <w:p>
             <w:r/>
             <w:r>
-              <w:t>城市之问 · AI 深夜圆桌</w:t>
+              <w:t>AGI 之问 · 学术酒吧夜</w:t>
             </w:r>
           </w:p>
         </w:tc>
@@ -3263,7 +3228,7 @@
         <w:pStyle w:val="ListBullet"/>
       </w:pPr>
       <w:r>
-        <w:t>「白天在展馆理解机器，夜晚到北外滩追问城市。」</w:t>
+        <w:t>「用白天理解机器和模型，在晚上追问 AI 的下一步。」</w:t>
       </w:r>
     </w:p>
     <w:p>
@@ -3271,7 +3236,7 @@
         <w:pStyle w:val="ListBullet"/>
       </w:pPr>
       <w:r>
-        <w:t>「模型改变世界，我们讨论它如何改变我们住的城市。」</w:t>
+        <w:t>「白天看展，晚上到北外滩，聊你今年正在造的东西。」</w:t>
       </w:r>
     </w:p>
     <w:p>
@@ -3287,12 +3252,12 @@
         <w:pStyle w:val="ListBullet"/>
       </w:pPr>
       <w:r>
-        <w:t>「第一晚，认识正在造 AI 的人；第二晚，想清楚 AI 会把城市带向哪里。」</w:t>
+        <w:t>「第一晚，认识正在造 AI 的人；第二晚，想清楚 AI 会走向哪里。」</w:t>
       </w:r>
     </w:p>
     <w:p>
       <w:r>
-        <w:t>*本方案整合自 WAIC 夜场生态梳理、历年夜场案例与官方「AI 创作者之夜」公开信息，并结合复旦大学住房政策研究中心、上海市杨浦区科技企业联合会及北外滩一滴水场地实际编制，供活动策划参考。*</w:t>
+        <w:t>*本方案整合自 WAIC 夜场生态梳理、历年夜场案例与官方「AI 创作者之夜」公开信息，主题与定调完全以世界人工智能大会（WAIC）为准，结合复旦大学住房政策研究中心、上海市杨浦区科技企业联合会及北外滩一滴水场地实际编制，供活动策划参考。*</w:t>
       </w:r>
     </w:p>
     <w:sectPr>
